--- a/resumes/users_oliver/docx_resume_jonathan_hall.docx
+++ b/resumes/users_oliver/docx_resume_jonathan_hall.docx
@@ -41,7 +41,7 @@
         <w:pStyle w:val="Heading1"/>
       </w:pPr>
       <w:r>
-        <w:t>Core Competencies</w:t>
+        <w:t>Skills</w:t>
       </w:r>
     </w:p>
     <w:p>
@@ -256,6 +256,100 @@
       </w:pPr>
       <w:r>
         <w:t>AWS Certified Cloud Practitioner</w:t>
+      </w:r>
+    </w:p>
+    <w:p>
+      <w:pPr>
+        <w:pStyle w:val="Heading1"/>
+      </w:pPr>
+      <w:r>
+        <w:rPr>
+          <w:b/>
+        </w:rPr>
+        <w:t>Business Challenges Solved</w:t>
+      </w:r>
+    </w:p>
+    <w:p>
+      <w:pPr>
+        <w:pStyle w:val="ListBullet"/>
+      </w:pPr>
+      <w:r>
+        <w:t>Reduced mis-picks by 38% by designing vision-guided bin-picking cell using depth cameras and YOLO v8 at Amazon Robotics.</w:t>
+      </w:r>
+    </w:p>
+    <w:p>
+      <w:pPr>
+        <w:pStyle w:val="ListBullet"/>
+      </w:pPr>
+      <w:r>
+        <w:t>Cut order cycle time 22% by integrating robot task queues with proprietary WMS via gRPC micro-services.</w:t>
+      </w:r>
+    </w:p>
+    <w:p>
+      <w:pPr>
+        <w:pStyle w:val="ListBullet"/>
+      </w:pPr>
+      <w:r>
+        <w:t>Reduced robot downtime 30% at Locus Robotics by implementing predictive-maintenance dashboards using sensor telemetry.</w:t>
+      </w:r>
+    </w:p>
+    <w:p>
+      <w:pPr>
+        <w:pStyle w:val="ListBullet"/>
+      </w:pPr>
+      <w:r>
+        <w:t>Increased sortation throughput to 15,000+ parcels/hour at Honeywell by designing optimized control systems for tilt-tray and cross-belt sorters.</w:t>
+      </w:r>
+    </w:p>
+    <w:p>
+      <w:pPr>
+        <w:pStyle w:val="Heading1"/>
+      </w:pPr>
+      <w:r>
+        <w:rPr>
+          <w:b/>
+        </w:rPr>
+        <w:t>Key Accomplishments</w:t>
+      </w:r>
+    </w:p>
+    <w:p>
+      <w:pPr>
+        <w:pStyle w:val="ListBullet"/>
+      </w:pPr>
+      <w:r>
+        <w:t>Architected fleet-management software for 1,200+ robots across 4 Amazon fulfillment centers.</w:t>
+      </w:r>
+    </w:p>
+    <w:p>
+      <w:pPr>
+        <w:pStyle w:val="ListBullet"/>
+      </w:pPr>
+      <w:r>
+        <w:t>Commissioned AMR fleets of 50-200 units at 6 distribution centers nationwide for Locus Robotics.</w:t>
+      </w:r>
+    </w:p>
+    <w:p>
+      <w:pPr>
+        <w:pStyle w:val="ListBullet"/>
+      </w:pPr>
+      <w:r>
+        <w:t>Led cross-functional team of 8 engineers through SOX-compliant deployment pipeline at Amazon.</w:t>
+      </w:r>
+    </w:p>
+    <w:p>
+      <w:pPr>
+        <w:pStyle w:val="ListBullet"/>
+      </w:pPr>
+      <w:r>
+        <w:t>Built simulation models in Gazebo to validate path-planning algorithms, preventing costly live-deployment failures.</w:t>
+      </w:r>
+    </w:p>
+    <w:p>
+      <w:pPr>
+        <w:pStyle w:val="ListBullet"/>
+      </w:pPr>
+      <w:r>
+        <w:t>Trained warehouse operations staff on system diagnostics, reducing support escalations.</w:t>
       </w:r>
     </w:p>
     <w:sectPr>
